--- a/_08_POLICY__INTERNAL_GUEST_POLICIES_AND_RECOVERY.docx
+++ b/_08_POLICY__INTERNAL_GUEST_POLICIES_AND_RECOVERY.docx
@@ -854,130 +854,33 @@
       </w:r>
     </w:p>
     <w:p>
-      <w:pPr>
-        <w:widowControl w:val="0"/>
-        <w:rPr/>
-      </w:pPr>
-      <w:r>
-        <w:rPr>
-          <w:rtl w:val="0"/>
-        </w:rPr>
-        <w:t xml:space="preserve">*Arrival for a Reservation*</w:t>
-      </w:r>
-    </w:p>
-    <w:p>
-      <w:pPr>
-        <w:widowControl w:val="0"/>
-        <w:rPr/>
-      </w:pPr>
-      <w:r>
-        <w:rPr>
-          <w:rtl w:val="0"/>
-        </w:rPr>
-      </w:r>
-    </w:p>
-    <w:p>
-      <w:pPr>
-        <w:widowControl w:val="0"/>
-        <w:rPr/>
-      </w:pPr>
-      <w:r>
-        <w:rPr>
-          <w:rtl w:val="0"/>
-        </w:rPr>
-        <w:t xml:space="preserve">- Guests should arrive 15 to 30 minutes before their booking.</w:t>
-      </w:r>
-    </w:p>
-    <w:p>
-      <w:pPr>
-        <w:widowControl w:val="0"/>
-        <w:rPr/>
-      </w:pPr>
-      <w:r>
-        <w:rPr>
-          <w:rtl w:val="0"/>
-        </w:rPr>
-      </w:r>
-    </w:p>
-    <w:p>
-      <w:pPr>
-        <w:widowControl w:val="0"/>
-        <w:rPr/>
-      </w:pPr>
-      <w:r>
-        <w:rPr>
-          <w:rtl w:val="0"/>
-        </w:rPr>
-        <w:t xml:space="preserve">- There is a 5-minute grace period.</w:t>
-      </w:r>
-    </w:p>
-    <w:p>
-      <w:pPr>
-        <w:widowControl w:val="0"/>
-        <w:rPr/>
-      </w:pPr>
-      <w:r>
-        <w:rPr>
-          <w:rtl w:val="0"/>
-        </w:rPr>
-      </w:r>
-    </w:p>
-    <w:p>
-      <w:pPr>
-        <w:widowControl w:val="0"/>
-        <w:rPr/>
-      </w:pPr>
-      <w:r>
-        <w:rPr>
-          <w:rtl w:val="0"/>
-        </w:rPr>
-        <w:t xml:space="preserve">- If more than 5 minutes late, the booking is subject to cancellation.</w:t>
-      </w:r>
-    </w:p>
-    <w:p>
-      <w:pPr>
-        <w:widowControl w:val="0"/>
-        <w:rPr/>
-      </w:pPr>
-      <w:r>
-        <w:rPr>
-          <w:rtl w:val="0"/>
-        </w:rPr>
-      </w:r>
-    </w:p>
-    <w:p>
-      <w:pPr>
-        <w:widowControl w:val="0"/>
-        <w:rPr/>
-      </w:pPr>
-      <w:r>
-        <w:rPr>
-          <w:rtl w:val="0"/>
-        </w:rPr>
-        <w:t xml:space="preserve">- Payment is issued to a voucher minus a re-booking fee. Contact the store or Ops Leader for current fee amounts.</w:t>
-      </w:r>
-    </w:p>
-    <w:p>
-      <w:pPr>
-        <w:widowControl w:val="0"/>
-        <w:rPr/>
-      </w:pPr>
-      <w:r>
-        <w:rPr>
-          <w:rtl w:val="0"/>
-        </w:rPr>
-      </w:r>
-    </w:p>
-    <w:p>
-      <w:pPr>
-        <w:widowControl w:val="0"/>
-        <w:rPr/>
-      </w:pPr>
-      <w:r>
-        <w:rPr>
-          <w:rtl w:val="0"/>
-        </w:rPr>
-        <w:t xml:space="preserve">- If the guest is a no-show, the booking is automatically cancelled and payment is forfeited.</w:t>
+      <w:r>
+        <w:t>*Arrival for a Reservation*</w:t>
+      </w:r>
+    </w:p>
+    <w:p>
+      <w:r>
+        <w:t>- Guests should arrive 15 to 30 minutes before their booking.</w:t>
+      </w:r>
+    </w:p>
+    <w:p>
+      <w:r>
+        <w:t>- There is a 5-minute grace period.</w:t>
+      </w:r>
+    </w:p>
+    <w:p>
+      <w:r>
+        <w:t>- If more than 5 minutes late, the booking is subject to cancellation.</w:t>
+      </w:r>
+    </w:p>
+    <w:p>
+      <w:r>
+        <w:t>- Payment is issued to a voucher minus a re-booking fee. Contact the store or Ops Leader for current fee amounts.</w:t>
+      </w:r>
+    </w:p>
+    <w:p>
+      <w:r>
+        <w:t>- No-show bookings are not cancelled automatically. A team member must manually adjust the status of the booking. For a no-show, payment is forfeited.</w:t>
       </w:r>
     </w:p>
     <w:p>
